--- a/01_Seatwork_1(3).docx
+++ b/01_Seatwork_1(3).docx
@@ -457,7 +457,7 @@
           </mc:Choice>
           <mc:Fallback>
             <w:pict>
-              <v:group w14:anchorId="29C8FFCD" id="Group 11" o:spid="_x0000_s1026" style="position:absolute;margin-left:1in;margin-top:4.35pt;width:487.45pt;height:1.45pt;z-index:-15728640;mso-wrap-distance-left:0;mso-wrap-distance-right:0;mso-position-horizontal-relative:page" coordsize="61906,184" o:gfxdata="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">
+              <v:group w14:anchorId="4B0FCAE5" id="Group 11" o:spid="_x0000_s1026" style="position:absolute;margin-left:1in;margin-top:4.35pt;width:487.45pt;height:1.45pt;z-index:-15728640;mso-wrap-distance-left:0;mso-wrap-distance-right:0;mso-position-horizontal-relative:page" coordsize="61906,184" o:gfxdata="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">
                 <v:shape id="Graphic 12" o:spid="_x0000_s1027" style="position:absolute;width:61906;height:184;visibility:visible;mso-wrap-style:square;v-text-anchor:top" coordsize="6190615,18415" o:gfxdata="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" path="m6190615,r-3188,l3048,,,,,3048,,18415r6190615,l6190615,xe" fillcolor="#a1a1a1" stroked="f">
                   <v:path arrowok="t"/>
                 </v:shape>
@@ -545,11 +545,6 @@
           <w:spacing w:val="-2"/>
         </w:rPr>
         <w:tab/>
-      </w:r>
-      <w:r>
-        <w:rPr>
-          <w:spacing w:val="-2"/>
-        </w:rPr>
         <w:t>Members:</w:t>
       </w:r>
     </w:p>
@@ -927,7 +922,7 @@
                 </mc:Choice>
                 <mc:Fallback>
                   <w:pict>
-                    <v:group w14:anchorId="0DFD8A7A" id="Group 22" o:spid="_x0000_s1026" style="width:233.5pt;height:.65pt;mso-position-horizontal-relative:char;mso-position-vertical-relative:line" coordsize="29654,82" o:gfxdata="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">
+                    <v:group w14:anchorId="241A7367" id="Group 22" o:spid="_x0000_s1026" style="width:233.5pt;height:.65pt;mso-position-horizontal-relative:char;mso-position-vertical-relative:line" coordsize="29654,82" o:gfxdata="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">
                       <v:shape id="Graphic 23" o:spid="_x0000_s1027" style="position:absolute;top:39;width:29654;height:13;visibility:visible;mso-wrap-style:square;v-text-anchor:top" coordsize="2965450,1270" o:gfxdata="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" path="m,l2964922,e" filled="f" strokeweight=".22133mm">
                         <v:path arrowok="t"/>
                       </v:shape>
@@ -1133,14 +1128,7 @@
                 <w:color w:val="0D0D0D"/>
               </w:rPr>
               <w:br/>
-              <w:t>Claude has developed rapidly since its introduction in 2023. Anthropic has released several generations of Claude models, including Claude 3, Claude 4, Opus 4.8, and Sonnet 5. New versions have increasingly improved coding, reasoning, computer use, and agentic abilities</w:t>
-            </w:r>
-            <w:r>
-              <w:rPr>
-                <w:rFonts w:ascii="Segoe UI" w:hAnsi="Segoe UI" w:cs="Segoe UI"/>
-                <w:color w:val="0D0D0D"/>
-              </w:rPr>
-              <w:t>.</w:t>
+              <w:t>Claude has developed rapidly since its introduction in 2023. Anthropic has released several generations of Claude models, including Claude 3, Claude 4, Opus 4.8, and Sonnet 5. New versions have increasingly improved coding, reasoning, computer use, and agentic abilities.</w:t>
             </w:r>
           </w:p>
           <w:p>
@@ -1371,8 +1359,6 @@
               </w:rPr>
               <w:t>Claude still has limitations and can make mistakes or produce inaccurate information. Because increasingly capable AI agents can perform actions with real-world consequences, questions remain about reliability, safety, privacy, misuse, and how much autonomy AI should have. Anthropic itself emphasizes the need for safeguards and containment as Claude becomes more capable. </w:t>
             </w:r>
-            <w:bookmarkStart w:id="1" w:name="_GoBack"/>
-            <w:bookmarkEnd w:id="1"/>
           </w:p>
         </w:tc>
       </w:tr>
@@ -1398,6 +1384,7 @@
               <w:jc w:val="center"/>
               <w:rPr>
                 <w:b/>
+                <w:spacing w:val="-2"/>
                 <w:sz w:val="20"/>
               </w:rPr>
             </w:pPr>
@@ -1487,7 +1474,7 @@
                 </mc:Choice>
                 <mc:Fallback>
                   <w:pict>
-                    <v:group w14:anchorId="0A0EFDF9" id="Group 24" o:spid="_x0000_s1026" style="position:absolute;margin-left:9.85pt;margin-top:33.6pt;width:467.05pt;height:.65pt;z-index:-15788032;mso-wrap-distance-left:0;mso-wrap-distance-right:0" coordsize="59315,82" o:gfxdata="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">
+                    <v:group w14:anchorId="7327DCFA" id="Group 24" o:spid="_x0000_s1026" style="position:absolute;margin-left:9.85pt;margin-top:33.6pt;width:467.05pt;height:.65pt;z-index:-15788032;mso-wrap-distance-left:0;mso-wrap-distance-right:0" coordsize="59315,82" o:gfxdata="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">
                       <v:shape id="Graphic 25" o:spid="_x0000_s1027" style="position:absolute;top:39;width:59315;height:13;visibility:visible;mso-wrap-style:square;v-text-anchor:top" coordsize="5931535,1270" o:gfxdata="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" path="m,l5931463,e" filled="f" strokeweight=".22133mm">
                         <v:path arrowok="t"/>
                       </v:shape>
@@ -1581,7 +1568,7 @@
                 </mc:Choice>
                 <mc:Fallback>
                   <w:pict>
-                    <v:group w14:anchorId="201E52AD" id="Group 26" o:spid="_x0000_s1026" style="position:absolute;margin-left:9.85pt;margin-top:45.15pt;width:467.05pt;height:.65pt;z-index:-15787520;mso-wrap-distance-left:0;mso-wrap-distance-right:0" coordsize="59315,82" o:gfxdata="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">
+                    <v:group w14:anchorId="582633C6" id="Group 26" o:spid="_x0000_s1026" style="position:absolute;margin-left:9.85pt;margin-top:45.15pt;width:467.05pt;height:.65pt;z-index:-15787520;mso-wrap-distance-left:0;mso-wrap-distance-right:0" coordsize="59315,82" o:gfxdata="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">
                       <v:shape id="Graphic 27" o:spid="_x0000_s1027" style="position:absolute;top:39;width:59315;height:13;visibility:visible;mso-wrap-style:square;v-text-anchor:top" coordsize="5931535,1270" o:gfxdata="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" path="m,l5931450,e" filled="f" strokeweight=".22133mm">
                         <v:path arrowok="t"/>
                       </v:shape>
@@ -1675,7 +1662,7 @@
                 </mc:Choice>
                 <mc:Fallback>
                   <w:pict>
-                    <v:group w14:anchorId="653F4E29" id="Group 28" o:spid="_x0000_s1026" style="position:absolute;margin-left:9.85pt;margin-top:56.55pt;width:467.05pt;height:.65pt;z-index:-15787008;mso-wrap-distance-left:0;mso-wrap-distance-right:0" coordsize="59315,82" o:gfxdata="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">
+                    <v:group w14:anchorId="4433E076" id="Group 28" o:spid="_x0000_s1026" style="position:absolute;margin-left:9.85pt;margin-top:56.55pt;width:467.05pt;height:.65pt;z-index:-15787008;mso-wrap-distance-left:0;mso-wrap-distance-right:0" coordsize="59315,82" o:gfxdata="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">
                       <v:shape id="Graphic 29" o:spid="_x0000_s1027" style="position:absolute;top:39;width:59315;height:13;visibility:visible;mso-wrap-style:square;v-text-anchor:top" coordsize="5931535,1270" o:gfxdata="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" path="m,l5931450,e" filled="f" strokeweight=".22133mm">
                         <v:path arrowok="t"/>
                       </v:shape>
@@ -1769,7 +1756,7 @@
                 </mc:Choice>
                 <mc:Fallback>
                   <w:pict>
-                    <v:group w14:anchorId="5ECA8B91" id="Group 30" o:spid="_x0000_s1026" style="position:absolute;margin-left:9.85pt;margin-top:68.1pt;width:467.05pt;height:.65pt;z-index:-15786496;mso-wrap-distance-left:0;mso-wrap-distance-right:0" coordsize="59315,82" o:gfxdata="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">
+                    <v:group w14:anchorId="37EF7433" id="Group 30" o:spid="_x0000_s1026" style="position:absolute;margin-left:9.85pt;margin-top:68.1pt;width:467.05pt;height:.65pt;z-index:-15786496;mso-wrap-distance-left:0;mso-wrap-distance-right:0" coordsize="59315,82" o:gfxdata="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">
                       <v:shape id="Graphic 31" o:spid="_x0000_s1027" style="position:absolute;top:39;width:59315;height:13;visibility:visible;mso-wrap-style:square;v-text-anchor:top" coordsize="5931535,1270" o:gfxdata="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" path="m,l5931450,e" filled="f" strokeweight=".22133mm">
                         <v:path arrowok="t"/>
                       </v:shape>
@@ -1863,7 +1850,7 @@
                 </mc:Choice>
                 <mc:Fallback>
                   <w:pict>
-                    <v:group w14:anchorId="1DF17AA4" id="Group 32" o:spid="_x0000_s1026" style="position:absolute;margin-left:9.85pt;margin-top:79.6pt;width:467.05pt;height:.65pt;z-index:-15785984;mso-wrap-distance-left:0;mso-wrap-distance-right:0" coordsize="59315,82" o:gfxdata="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">
+                    <v:group w14:anchorId="7061CFE0" id="Group 32" o:spid="_x0000_s1026" style="position:absolute;margin-left:9.85pt;margin-top:79.6pt;width:467.05pt;height:.65pt;z-index:-15785984;mso-wrap-distance-left:0;mso-wrap-distance-right:0" coordsize="59315,82" o:gfxdata="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">
                       <v:shape id="Graphic 33" o:spid="_x0000_s1027" style="position:absolute;top:39;width:59315;height:13;visibility:visible;mso-wrap-style:square;v-text-anchor:top" coordsize="5931535,1270" o:gfxdata="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" path="m,l5931450,e" filled="f" strokeweight=".22133mm">
                         <v:path arrowok="t"/>
                       </v:shape>
@@ -1957,7 +1944,7 @@
                 </mc:Choice>
                 <mc:Fallback>
                   <w:pict>
-                    <v:group w14:anchorId="31DE0395" id="Group 34" o:spid="_x0000_s1026" style="position:absolute;margin-left:9.85pt;margin-top:91.1pt;width:467.05pt;height:.65pt;z-index:-15785472;mso-wrap-distance-left:0;mso-wrap-distance-right:0" coordsize="59315,82" o:gfxdata="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">
+                    <v:group w14:anchorId="25F80D8D" id="Group 34" o:spid="_x0000_s1026" style="position:absolute;margin-left:9.85pt;margin-top:91.1pt;width:467.05pt;height:.65pt;z-index:-15785472;mso-wrap-distance-left:0;mso-wrap-distance-right:0" coordsize="59315,82" o:gfxdata="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">
                       <v:shape id="Graphic 35" o:spid="_x0000_s1027" style="position:absolute;top:39;width:59315;height:13;visibility:visible;mso-wrap-style:square;v-text-anchor:top" coordsize="5931535,1270" o:gfxdata="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" path="m,l5931425,e" filled="f" strokeweight=".22133mm">
                         <v:path arrowok="t"/>
                       </v:shape>
@@ -2051,7 +2038,7 @@
                 </mc:Choice>
                 <mc:Fallback>
                   <w:pict>
-                    <v:group w14:anchorId="42EBDFD3" id="Group 36" o:spid="_x0000_s1026" style="position:absolute;margin-left:9.85pt;margin-top:102.65pt;width:467.05pt;height:.65pt;z-index:-15784960;mso-wrap-distance-left:0;mso-wrap-distance-right:0" coordsize="59315,82" o:gfxdata="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">
+                    <v:group w14:anchorId="184EF431" id="Group 36" o:spid="_x0000_s1026" style="position:absolute;margin-left:9.85pt;margin-top:102.65pt;width:467.05pt;height:.65pt;z-index:-15784960;mso-wrap-distance-left:0;mso-wrap-distance-right:0" coordsize="59315,82" o:gfxdata="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">
                       <v:shape id="Graphic 37" o:spid="_x0000_s1027" style="position:absolute;top:39;width:59315;height:13;visibility:visible;mso-wrap-style:square;v-text-anchor:top" coordsize="5931535,1270" o:gfxdata="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" path="m,l5931450,e" filled="f" strokeweight=".22133mm">
                         <v:path arrowok="t"/>
                       </v:shape>
@@ -2145,7 +2132,7 @@
                 </mc:Choice>
                 <mc:Fallback>
                   <w:pict>
-                    <v:group w14:anchorId="10377036" id="Group 38" o:spid="_x0000_s1026" style="position:absolute;margin-left:9.85pt;margin-top:114.15pt;width:467.05pt;height:.65pt;z-index:15735808;mso-wrap-distance-left:0;mso-wrap-distance-right:0" coordsize="59315,82" o:gfxdata="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">
+                    <v:group w14:anchorId="1224FB44" id="Group 38" o:spid="_x0000_s1026" style="position:absolute;margin-left:9.85pt;margin-top:114.15pt;width:467.05pt;height:.65pt;z-index:15735808;mso-wrap-distance-left:0;mso-wrap-distance-right:0" coordsize="59315,82" o:gfxdata="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">
                       <v:shape id="Graphic 39" o:spid="_x0000_s1027" style="position:absolute;top:39;width:59315;height:13;visibility:visible;mso-wrap-style:square;v-text-anchor:top" coordsize="5931535,1270" o:gfxdata="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" path="m,l5931450,e" filled="f" strokeweight=".22133mm">
                         <v:path arrowok="t"/>
                       </v:shape>
@@ -2162,6 +2149,37 @@
               </w:rPr>
               <w:t>CONCLUSION</w:t>
             </w:r>
+          </w:p>
+          <w:p>
+            <w:pPr>
+              <w:pStyle w:val="TableParagraph"/>
+              <w:spacing w:before="225"/>
+              <w:ind w:left="8"/>
+              <w:jc w:val="center"/>
+              <w:rPr>
+                <w:b/>
+                <w:sz w:val="20"/>
+              </w:rPr>
+            </w:pPr>
+            <w:r>
+              <w:rPr>
+                <w:rStyle w:val="Strong"/>
+                <w:rFonts w:ascii="Segoe UI" w:hAnsi="Segoe UI" w:cs="Segoe UI"/>
+                <w:color w:val="0D0D0D"/>
+                <w:shd w:val="clear" w:color="auto" w:fill="FCFCFC"/>
+              </w:rPr>
+              <w:t>Claude should be considered an emerging technology.</w:t>
+            </w:r>
+            <w:r>
+              <w:rPr>
+                <w:rFonts w:ascii="Segoe UI" w:hAnsi="Segoe UI" w:cs="Segoe UI"/>
+                <w:color w:val="0D0D0D"/>
+                <w:shd w:val="clear" w:color="auto" w:fill="FCFCFC"/>
+              </w:rPr>
+              <w:t> It demonstrates the major characteristics of an emerging technology: it is relatively new and rapidly developing, has increasingly advanced capabilities, can have a significant impact on society and different industries, and still involves uncertainty about its long-term effects and risks. Its rapid evolution from a conversational AI assistant into a system capable of coding, reasoning, using tools, and performing agentic tasks further supports this conclusion.</w:t>
+            </w:r>
+            <w:bookmarkStart w:id="1" w:name="_GoBack"/>
+            <w:bookmarkEnd w:id="1"/>
           </w:p>
         </w:tc>
       </w:tr>
@@ -2582,7 +2600,7 @@
         </mc:Choice>
         <mc:Fallback>
           <w:pict>
-            <v:group w14:anchorId="27DE2815" id="Group 1" o:spid="_x0000_s1026" style="position:absolute;margin-left:1in;margin-top:731.3pt;width:487.45pt;height:1.45pt;z-index:-15791616;mso-wrap-distance-left:0;mso-wrap-distance-right:0;mso-position-horizontal-relative:page;mso-position-vertical-relative:page" coordsize="61906,184" o:gfxdata="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">
+            <v:group w14:anchorId="71136F4D" id="Group 1" o:spid="_x0000_s1026" style="position:absolute;margin-left:1in;margin-top:731.3pt;width:487.45pt;height:1.45pt;z-index:-15791616;mso-wrap-distance-left:0;mso-wrap-distance-right:0;mso-position-horizontal-relative:page;mso-position-vertical-relative:page" coordsize="61906,184" o:gfxdata="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">
               <v:shape id="Graphic 2" o:spid="_x0000_s1027" style="position:absolute;width:61906;height:184;visibility:visible;mso-wrap-style:square;v-text-anchor:top" coordsize="6190615,18415" o:gfxdata="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" path="m6190615,266r-3188,l6187427,,3048,,,,,266,,3048,,18034r6190615,l6190615,266xe" fillcolor="#a1a1a1" stroked="f">
                 <v:path arrowok="t"/>
               </v:shape>
@@ -3592,6 +3610,17 @@
       <w:rFonts w:ascii="Arial" w:eastAsia="Arial" w:hAnsi="Arial" w:cs="Arial"/>
     </w:rPr>
   </w:style>
+  <w:style w:type="character" w:styleId="Strong">
+    <w:name w:val="Strong"/>
+    <w:basedOn w:val="DefaultParagraphFont"/>
+    <w:uiPriority w:val="22"/>
+    <w:qFormat/>
+    <w:rsid w:val="007C4406"/>
+    <w:rPr>
+      <w:b/>
+      <w:bCs/>
+    </w:rPr>
+  </w:style>
 </w:styles>
 </file>
 
